--- a/templates/非诉项目/7件材料签收单(结案）.docx
+++ b/templates/非诉项目/7件材料签收单(结案）.docx
@@ -110,7 +110,7 @@
           <w:u w:val="single"/>
           <w:lang w:val="en-US" w:eastAsia="zh-CN"/>
         </w:rPr>
-        <w:t xml:space="preserve"> {{二委托人}} </w:t>
+        <w:t xml:space="preserve"> {{_2委托人}} </w:t>
       </w:r>
     </w:p>
     <w:p>
@@ -185,7 +185,7 @@
           <w:vertAlign w:val="baseline"/>
           <w:lang w:val="en-US" w:eastAsia="zh-CN"/>
         </w:rPr>
-        <w:t xml:space="preserve"> {{三证件号码}} </w:t>
+        <w:t xml:space="preserve"> {{_3证件号码}} </w:t>
       </w:r>
     </w:p>
     <w:p>
@@ -261,7 +261,7 @@
           <w:vertAlign w:val="baseline"/>
           <w:lang w:val="en-US" w:eastAsia="zh-CN"/>
         </w:rPr>
-        <w:t xml:space="preserve"> {{六电话}} </w:t>
+        <w:t xml:space="preserve"> {{_6电话}} </w:t>
       </w:r>
     </w:p>
     <w:p>
@@ -393,7 +393,7 @@
           <w:u w:val="single"/>
           <w:lang w:val="en-US" w:eastAsia="zh-CN"/>
         </w:rPr>
-        <w:t xml:space="preserve"> {{九案由}} </w:t>
+        <w:t xml:space="preserve"> {{_9案由}} </w:t>
       </w:r>
       <w:r>
         <w:rPr>
@@ -412,7 +412,7 @@
           <w:u w:val="single"/>
           <w:lang w:val="en-US" w:eastAsia="zh-CN"/>
         </w:rPr>
-        <w:t xml:space="preserve"> {{二委托人}} </w:t>
+        <w:t xml:space="preserve"> {{_2委托人}} </w:t>
       </w:r>
       <w:bookmarkStart w:id="0" w:name="_GoBack"/>
       <w:bookmarkEnd w:id="0"/>
